--- a/src/MainCli/data/2025_sem1/01.09.25/Orar_An_III Lic.docx
+++ b/src/MainCli/data/2025_sem1/01.09.25/Orar_An_III Lic.docx
@@ -4571,37 +4571,12 @@
                 <w:lang w:val="ro-RO"/>
               </w:rPr>
             </w:pPr>
-            <w:proofErr w:type="spellStart"/>
-            <w:r>
-              <w:rPr>
-                <w:sz w:val="24"/>
-                <w:szCs w:val="24"/>
-              </w:rPr>
-              <w:t>D.</w:t>
-            </w:r>
-            <w:proofErr w:type="gramStart"/>
-            <w:r>
-              <w:rPr>
-                <w:sz w:val="24"/>
-                <w:szCs w:val="24"/>
-              </w:rPr>
-              <w:t>Borș</w:t>
-            </w:r>
-            <w:proofErr w:type="spellEnd"/>
-            <w:r>
-              <w:rPr>
-                <w:sz w:val="24"/>
-                <w:szCs w:val="24"/>
-              </w:rPr>
-              <w:t xml:space="preserve">  216</w:t>
-            </w:r>
-            <w:proofErr w:type="gramEnd"/>
-            <w:r>
-              <w:rPr>
-                <w:sz w:val="24"/>
-                <w:szCs w:val="24"/>
-              </w:rPr>
-              <w:t>a/4a</w:t>
+            <w:r>
+              <w:rPr>
+                <w:sz w:val="24"/>
+                <w:szCs w:val="24"/>
+              </w:rPr>
+              <w:t>D.Borș  216a/4a</w:t>
             </w:r>
           </w:p>
         </w:tc>
@@ -5601,7 +5576,23 @@
                 <w:szCs w:val="24"/>
                 <w:lang w:val="ro-RO"/>
               </w:rPr>
-              <w:t>I.Băț  2374</w:t>
+              <w:t>I.Băț  237</w:t>
+            </w:r>
+            <w:r>
+              <w:rPr>
+                <w:sz w:val="24"/>
+                <w:szCs w:val="24"/>
+                <w:lang w:val="ro-RO"/>
+              </w:rPr>
+              <w:t>/</w:t>
+            </w:r>
+            <w:r>
+              <w:rPr>
+                <w:sz w:val="24"/>
+                <w:szCs w:val="24"/>
+                <w:lang w:val="ro-RO"/>
+              </w:rPr>
+              <w:t>4</w:t>
             </w:r>
           </w:p>
           <w:p>
@@ -7005,37 +6996,12 @@
                 <w:lang w:val="ro-RO"/>
               </w:rPr>
             </w:pPr>
-            <w:proofErr w:type="spellStart"/>
-            <w:r>
-              <w:rPr>
-                <w:sz w:val="24"/>
-                <w:szCs w:val="24"/>
-              </w:rPr>
-              <w:t>C.</w:t>
-            </w:r>
-            <w:proofErr w:type="gramStart"/>
-            <w:r>
-              <w:rPr>
-                <w:sz w:val="24"/>
-                <w:szCs w:val="24"/>
-              </w:rPr>
-              <w:t>Drumea</w:t>
-            </w:r>
-            <w:proofErr w:type="spellEnd"/>
-            <w:r>
-              <w:rPr>
-                <w:sz w:val="24"/>
-                <w:szCs w:val="24"/>
-              </w:rPr>
-              <w:t xml:space="preserve">  145</w:t>
-            </w:r>
-            <w:proofErr w:type="gramEnd"/>
-            <w:r>
-              <w:rPr>
-                <w:sz w:val="24"/>
-                <w:szCs w:val="24"/>
-              </w:rPr>
-              <w:t>/4</w:t>
+            <w:r>
+              <w:rPr>
+                <w:sz w:val="24"/>
+                <w:szCs w:val="24"/>
+              </w:rPr>
+              <w:t>C.Drumea  145/4</w:t>
             </w:r>
           </w:p>
           <w:p>
@@ -9691,25 +9657,7 @@
                 <w:sz w:val="24"/>
                 <w:szCs w:val="24"/>
               </w:rPr>
-              <w:t xml:space="preserve">I: </w:t>
-            </w:r>
-            <w:proofErr w:type="spellStart"/>
-            <w:proofErr w:type="gramStart"/>
-            <w:r>
-              <w:rPr>
-                <w:sz w:val="24"/>
-                <w:szCs w:val="24"/>
-              </w:rPr>
-              <w:t>M.Bacalov</w:t>
-            </w:r>
-            <w:proofErr w:type="spellEnd"/>
-            <w:proofErr w:type="gramEnd"/>
-            <w:r>
-              <w:rPr>
-                <w:sz w:val="24"/>
-                <w:szCs w:val="24"/>
-              </w:rPr>
-              <w:t xml:space="preserve">  350/4</w:t>
+              <w:t>I: M.Bacalov  350/4</w:t>
             </w:r>
           </w:p>
         </w:tc>
@@ -10129,44 +10077,19 @@
                 <w:lang w:val="ro-RO"/>
               </w:rPr>
             </w:pPr>
-            <w:proofErr w:type="spellStart"/>
-            <w:r>
-              <w:rPr>
-                <w:sz w:val="24"/>
-                <w:szCs w:val="24"/>
-              </w:rPr>
-              <w:t>D.</w:t>
-            </w:r>
-            <w:proofErr w:type="gramStart"/>
-            <w:r>
-              <w:rPr>
-                <w:sz w:val="24"/>
-                <w:szCs w:val="24"/>
-              </w:rPr>
-              <w:t>Borș</w:t>
-            </w:r>
-            <w:proofErr w:type="spellEnd"/>
-            <w:r>
-              <w:rPr>
-                <w:sz w:val="24"/>
-                <w:szCs w:val="24"/>
-              </w:rPr>
-              <w:t xml:space="preserve">  </w:t>
-            </w:r>
-            <w:r>
-              <w:rPr>
-                <w:sz w:val="24"/>
-                <w:szCs w:val="24"/>
-              </w:rPr>
-              <w:t>218</w:t>
-            </w:r>
-            <w:proofErr w:type="gramEnd"/>
-            <w:r>
-              <w:rPr>
-                <w:sz w:val="24"/>
-                <w:szCs w:val="24"/>
-              </w:rPr>
-              <w:t>/4a</w:t>
+            <w:r>
+              <w:rPr>
+                <w:sz w:val="24"/>
+                <w:szCs w:val="24"/>
+              </w:rPr>
+              <w:t xml:space="preserve">D.Borș  </w:t>
+            </w:r>
+            <w:r>
+              <w:rPr>
+                <w:sz w:val="24"/>
+                <w:szCs w:val="24"/>
+              </w:rPr>
+              <w:t>218/4a</w:t>
             </w:r>
           </w:p>
         </w:tc>
@@ -12914,37 +12837,12 @@
                 <w:lang w:val="ro-RO"/>
               </w:rPr>
             </w:pPr>
-            <w:proofErr w:type="spellStart"/>
-            <w:r>
-              <w:rPr>
-                <w:sz w:val="24"/>
-                <w:szCs w:val="24"/>
-              </w:rPr>
-              <w:t>M.</w:t>
-            </w:r>
-            <w:proofErr w:type="gramStart"/>
-            <w:r>
-              <w:rPr>
-                <w:sz w:val="24"/>
-                <w:szCs w:val="24"/>
-              </w:rPr>
-              <w:t>Bacalov</w:t>
-            </w:r>
-            <w:proofErr w:type="spellEnd"/>
-            <w:r>
-              <w:rPr>
-                <w:sz w:val="24"/>
-                <w:szCs w:val="24"/>
-              </w:rPr>
-              <w:t xml:space="preserve">  404</w:t>
-            </w:r>
-            <w:proofErr w:type="gramEnd"/>
-            <w:r>
-              <w:rPr>
-                <w:sz w:val="24"/>
-                <w:szCs w:val="24"/>
-              </w:rPr>
-              <w:t>/4</w:t>
+            <w:r>
+              <w:rPr>
+                <w:sz w:val="24"/>
+                <w:szCs w:val="24"/>
+              </w:rPr>
+              <w:t>M.Bacalov  404/4</w:t>
             </w:r>
           </w:p>
         </w:tc>
@@ -13620,25 +13518,7 @@
                 <w:sz w:val="24"/>
                 <w:szCs w:val="24"/>
               </w:rPr>
-              <w:t xml:space="preserve">II: </w:t>
-            </w:r>
-            <w:proofErr w:type="spellStart"/>
-            <w:proofErr w:type="gramStart"/>
-            <w:r>
-              <w:rPr>
-                <w:sz w:val="24"/>
-                <w:szCs w:val="24"/>
-              </w:rPr>
-              <w:t>M.Bacalov</w:t>
-            </w:r>
-            <w:proofErr w:type="spellEnd"/>
-            <w:proofErr w:type="gramEnd"/>
-            <w:r>
-              <w:rPr>
-                <w:sz w:val="24"/>
-                <w:szCs w:val="24"/>
-              </w:rPr>
-              <w:t xml:space="preserve">  423/4</w:t>
+              <w:t>II: M.Bacalov  423/4</w:t>
             </w:r>
           </w:p>
         </w:tc>
@@ -14580,8 +14460,6 @@
               </w:rPr>
               <w:t xml:space="preserve">I: </w:t>
             </w:r>
-            <w:proofErr w:type="spellStart"/>
-            <w:proofErr w:type="gramStart"/>
             <w:r>
               <w:rPr>
                 <w:sz w:val="22"/>
@@ -14589,8 +14467,6 @@
               </w:rPr>
               <w:t>M.Bacalov</w:t>
             </w:r>
-            <w:proofErr w:type="spellEnd"/>
-            <w:proofErr w:type="gramEnd"/>
             <w:r>
               <w:rPr>
                 <w:sz w:val="22"/>
@@ -14776,8 +14652,6 @@
               </w:rPr>
               <w:t xml:space="preserve">II: </w:t>
             </w:r>
-            <w:proofErr w:type="spellStart"/>
-            <w:proofErr w:type="gramStart"/>
             <w:r>
               <w:rPr>
                 <w:sz w:val="22"/>
@@ -14785,8 +14659,6 @@
               </w:rPr>
               <w:t>M.Bacalov</w:t>
             </w:r>
-            <w:proofErr w:type="spellEnd"/>
-            <w:proofErr w:type="gramEnd"/>
             <w:r>
               <w:rPr>
                 <w:sz w:val="22"/>
@@ -14997,44 +14869,19 @@
                 <w:szCs w:val="24"/>
               </w:rPr>
             </w:pPr>
-            <w:proofErr w:type="spellStart"/>
-            <w:r>
-              <w:rPr>
-                <w:sz w:val="24"/>
-                <w:szCs w:val="24"/>
-              </w:rPr>
-              <w:t>D.</w:t>
-            </w:r>
-            <w:proofErr w:type="gramStart"/>
-            <w:r>
-              <w:rPr>
-                <w:sz w:val="24"/>
-                <w:szCs w:val="24"/>
-              </w:rPr>
-              <w:t>Borș</w:t>
-            </w:r>
-            <w:proofErr w:type="spellEnd"/>
-            <w:r>
-              <w:rPr>
-                <w:sz w:val="24"/>
-                <w:szCs w:val="24"/>
-              </w:rPr>
-              <w:t xml:space="preserve">  </w:t>
-            </w:r>
-            <w:r>
-              <w:rPr>
-                <w:sz w:val="24"/>
-                <w:szCs w:val="24"/>
-              </w:rPr>
-              <w:t>216</w:t>
-            </w:r>
-            <w:proofErr w:type="gramEnd"/>
-            <w:r>
-              <w:rPr>
-                <w:sz w:val="24"/>
-                <w:szCs w:val="24"/>
-              </w:rPr>
-              <w:t>a/4a</w:t>
+            <w:r>
+              <w:rPr>
+                <w:sz w:val="24"/>
+                <w:szCs w:val="24"/>
+              </w:rPr>
+              <w:t xml:space="preserve">D.Borș  </w:t>
+            </w:r>
+            <w:r>
+              <w:rPr>
+                <w:sz w:val="24"/>
+                <w:szCs w:val="24"/>
+              </w:rPr>
+              <w:t>216a/4a</w:t>
             </w:r>
           </w:p>
           <w:p>
@@ -15126,44 +14973,19 @@
                 <w:lang w:val="ro-RO"/>
               </w:rPr>
             </w:pPr>
-            <w:proofErr w:type="spellStart"/>
-            <w:r>
-              <w:rPr>
-                <w:sz w:val="24"/>
-                <w:szCs w:val="24"/>
-              </w:rPr>
-              <w:t>D.</w:t>
-            </w:r>
-            <w:proofErr w:type="gramStart"/>
-            <w:r>
-              <w:rPr>
-                <w:sz w:val="24"/>
-                <w:szCs w:val="24"/>
-              </w:rPr>
-              <w:t>Borș</w:t>
-            </w:r>
-            <w:proofErr w:type="spellEnd"/>
-            <w:r>
-              <w:rPr>
-                <w:sz w:val="24"/>
-                <w:szCs w:val="24"/>
-              </w:rPr>
-              <w:t xml:space="preserve">  </w:t>
-            </w:r>
-            <w:r>
-              <w:rPr>
-                <w:sz w:val="24"/>
-                <w:szCs w:val="24"/>
-              </w:rPr>
-              <w:t>216</w:t>
-            </w:r>
-            <w:proofErr w:type="gramEnd"/>
-            <w:r>
-              <w:rPr>
-                <w:sz w:val="24"/>
-                <w:szCs w:val="24"/>
-              </w:rPr>
-              <w:t>a/4a</w:t>
+            <w:r>
+              <w:rPr>
+                <w:sz w:val="24"/>
+                <w:szCs w:val="24"/>
+              </w:rPr>
+              <w:t xml:space="preserve">D.Borș  </w:t>
+            </w:r>
+            <w:r>
+              <w:rPr>
+                <w:sz w:val="24"/>
+                <w:szCs w:val="24"/>
+              </w:rPr>
+              <w:t>216a/4a</w:t>
             </w:r>
           </w:p>
         </w:tc>
@@ -16528,37 +16350,12 @@
                 <w:lang w:val="ro-RO"/>
               </w:rPr>
             </w:pPr>
-            <w:proofErr w:type="spellStart"/>
             <w:r>
               <w:rPr>
                 <w:sz w:val="28"/>
                 <w:szCs w:val="28"/>
               </w:rPr>
-              <w:t>M.</w:t>
-            </w:r>
-            <w:proofErr w:type="gramStart"/>
-            <w:r>
-              <w:rPr>
-                <w:sz w:val="28"/>
-                <w:szCs w:val="28"/>
-              </w:rPr>
-              <w:t>Bacalov</w:t>
-            </w:r>
-            <w:proofErr w:type="spellEnd"/>
-            <w:r>
-              <w:rPr>
-                <w:sz w:val="28"/>
-                <w:szCs w:val="28"/>
-              </w:rPr>
-              <w:t xml:space="preserve">  404</w:t>
-            </w:r>
-            <w:proofErr w:type="gramEnd"/>
-            <w:r>
-              <w:rPr>
-                <w:sz w:val="28"/>
-                <w:szCs w:val="28"/>
-              </w:rPr>
-              <w:t>/4</w:t>
+              <w:t>M.Bacalov  404/4</w:t>
             </w:r>
           </w:p>
         </w:tc>
@@ -16800,37 +16597,12 @@
                 <w:lang w:val="ro-RO"/>
               </w:rPr>
             </w:pPr>
-            <w:proofErr w:type="spellStart"/>
-            <w:r>
-              <w:rPr>
-                <w:sz w:val="24"/>
-                <w:szCs w:val="24"/>
-              </w:rPr>
-              <w:t>M.</w:t>
-            </w:r>
-            <w:proofErr w:type="gramStart"/>
-            <w:r>
-              <w:rPr>
-                <w:sz w:val="24"/>
-                <w:szCs w:val="24"/>
-              </w:rPr>
-              <w:t>Bacalov</w:t>
-            </w:r>
-            <w:proofErr w:type="spellEnd"/>
-            <w:r>
-              <w:rPr>
-                <w:sz w:val="24"/>
-                <w:szCs w:val="24"/>
-              </w:rPr>
-              <w:t xml:space="preserve">  423</w:t>
-            </w:r>
-            <w:proofErr w:type="gramEnd"/>
-            <w:r>
-              <w:rPr>
-                <w:sz w:val="24"/>
-                <w:szCs w:val="24"/>
-              </w:rPr>
-              <w:t>/4</w:t>
+            <w:r>
+              <w:rPr>
+                <w:sz w:val="24"/>
+                <w:szCs w:val="24"/>
+              </w:rPr>
+              <w:t>M.Bacalov  423/4</w:t>
             </w:r>
           </w:p>
         </w:tc>
